--- a/pr-preview/pr-188/index-tracked-changes.docx
+++ b/pr-preview/pr-188/index-tracked-changes.docx
@@ -16,7 +16,7 @@
       </w:pPr>
       <w:del w:id="1" w:author="PR Preview" w:date="2026-01-01T00:00:00Z">
         <w:r>
-          <w:delText xml:space="preserve">Last modified: 2026-10-15 00:35:18 (PDT)</w:delText>
+          <w:delText xml:space="preserve">Last modified: 2026-10-15 02:31:46 (PDT)</w:delText>
         </w:r>
       </w:del>
     </w:p>
@@ -26,7 +26,7 @@
       </w:pPr>
       <w:ins w:id="2" w:author="PR Preview" w:date="2026-01-01T00:00:00Z">
         <w:r>
-          <w:t xml:space="preserve">Last modified: 2026-10-15 00:40:14 (PDT)</w:t>
+          <w:t xml:space="preserve">Last modified: 2026-10-15 02:39:57 (PDT)</w:t>
         </w:r>
       </w:ins>
     </w:p>
@@ -38,7 +38,7 @@
         <w:t xml:space="preserve">These notes collect the statistics that data science courses assume.</w:t>
       </w:r>
     </w:p>
-    <w:bookmarkStart w:id="26" w:name="topics"/>
+    <w:bookmarkStart w:id="27" w:name="topics"/>
     <w:p>
       <w:pPr>
         <w:pStyle w:val="Heading2"/>
@@ -253,34 +253,138 @@
         </w:numPr>
       </w:pPr>
       <w:hyperlink r:id="rId14">
-        <w:r>
-          <w:rPr>
-            <w:rStyle w:val="Hyperlink"/>
-          </w:rPr>
-          <w:t xml:space="preserve">Maximum likelihood inference</w:t>
-        </w:r>
+        <w:del w:id="3" w:author="PR Preview" w:date="2026-01-01T00:00:00Z">
+          <w:r>
+            <w:rPr>
+              <w:rStyle w:val="Hyperlink"/>
+            </w:rPr>
+            <w:delText xml:space="preserve">Maximum likelihood inference</w:delText>
+          </w:r>
+        </w:del>
       </w:hyperlink>
-      <w:r>
-        <w:t xml:space="preserve">:</w:t>
-      </w:r>
-      <w:r>
-        <w:t xml:space="preserve"> </w:t>
-      </w:r>
-      <w:r>
-        <w:t xml:space="preserve">likelihood, score, information, the asymptotic distribution of MLEs,</w:t>
-      </w:r>
-      <w:r>
-        <w:t xml:space="preserve"> </w:t>
-      </w:r>
-      <w:r>
-        <w:t xml:space="preserve">Wald and likelihood ratio tests, and Newton-Raphson,</w:t>
-      </w:r>
-      <w:r>
-        <w:t xml:space="preserve"> </w:t>
-      </w:r>
-      <w:r>
-        <w:t xml:space="preserve">with worked examples.</w:t>
-      </w:r>
+      <w:del w:id="4" w:author="PR Preview" w:date="2026-01-01T00:00:00Z">
+        <w:r>
+          <w:delText xml:space="preserve">:</w:delText>
+        </w:r>
+      </w:del>
+      <w:del w:id="5" w:author="PR Preview" w:date="2026-01-01T00:00:00Z">
+        <w:r>
+          <w:delText xml:space="preserve"> </w:delText>
+        </w:r>
+      </w:del>
+      <w:del w:id="6" w:author="PR Preview" w:date="2026-01-01T00:00:00Z">
+        <w:r>
+          <w:delText xml:space="preserve">likelihood, score, information, the asymptotic distribution of MLEs,</w:delText>
+        </w:r>
+      </w:del>
+      <w:del w:id="7" w:author="PR Preview" w:date="2026-01-01T00:00:00Z">
+        <w:r>
+          <w:delText xml:space="preserve"> </w:delText>
+        </w:r>
+      </w:del>
+      <w:del w:id="8" w:author="PR Preview" w:date="2026-01-01T00:00:00Z">
+        <w:r>
+          <w:delText xml:space="preserve">Wald and likelihood ratio tests, and Newton-Raphson,</w:delText>
+        </w:r>
+      </w:del>
+      <w:del w:id="9" w:author="PR Preview" w:date="2026-01-01T00:00:00Z">
+        <w:r>
+          <w:delText xml:space="preserve"> </w:delText>
+        </w:r>
+      </w:del>
+      <w:del w:id="10" w:author="PR Preview" w:date="2026-01-01T00:00:00Z">
+        <w:r>
+          <w:delText xml:space="preserve">with worked examples.</w:delText>
+        </w:r>
+      </w:del>
+    </w:p>
+    <w:p>
+      <w:pPr>
+        <w:pStyle w:val="Compact"/>
+        <w:numPr>
+          <w:ilvl w:val="0"/>
+          <w:numId w:val="1002"/>
+        </w:numPr>
+      </w:pPr>
+      <w:hyperlink r:id="rId14">
+        <w:ins w:id="11" w:author="PR Preview" w:date="2026-01-01T00:00:00Z">
+          <w:r>
+            <w:rPr>
+              <w:rStyle w:val="Hyperlink"/>
+            </w:rPr>
+            <w:t xml:space="preserve">Maximum likelihood inference</w:t>
+          </w:r>
+        </w:ins>
+      </w:hyperlink>
+      <w:ins w:id="12" w:author="PR Preview" w:date="2026-01-01T00:00:00Z">
+        <w:r>
+          <w:t xml:space="preserve">:</w:t>
+        </w:r>
+      </w:ins>
+      <w:ins w:id="13" w:author="PR Preview" w:date="2026-01-01T00:00:00Z">
+        <w:r>
+          <w:t xml:space="preserve"> </w:t>
+        </w:r>
+      </w:ins>
+      <w:ins w:id="14" w:author="PR Preview" w:date="2026-01-01T00:00:00Z">
+        <w:r>
+          <w:t xml:space="preserve">likelihood, score, information, the asymptotic distribution of MLEs,</w:t>
+        </w:r>
+      </w:ins>
+      <w:ins w:id="15" w:author="PR Preview" w:date="2026-01-01T00:00:00Z">
+        <w:r>
+          <w:t xml:space="preserve"> </w:t>
+        </w:r>
+      </w:ins>
+      <w:ins w:id="16" w:author="PR Preview" w:date="2026-01-01T00:00:00Z">
+        <w:r>
+          <w:t xml:space="preserve">Wald and likelihood ratio tests, and Newton-Raphson,</w:t>
+        </w:r>
+      </w:ins>
+      <w:ins w:id="17" w:author="PR Preview" w:date="2026-01-01T00:00:00Z">
+        <w:r>
+          <w:t xml:space="preserve"> </w:t>
+        </w:r>
+      </w:ins>
+      <w:ins w:id="18" w:author="PR Preview" w:date="2026-01-01T00:00:00Z">
+        <w:r>
+          <w:t xml:space="preserve">with worked examples;</w:t>
+        </w:r>
+      </w:ins>
+    </w:p>
+    <w:p>
+      <w:pPr>
+        <w:pStyle w:val="Compact"/>
+        <w:numPr>
+          <w:ilvl w:val="0"/>
+          <w:numId w:val="1002"/>
+        </w:numPr>
+      </w:pPr>
+      <w:hyperlink r:id="rId15">
+        <w:ins w:id="19" w:author="PR Preview" w:date="2026-01-01T00:00:00Z">
+          <w:r>
+            <w:rPr>
+              <w:rStyle w:val="Hyperlink"/>
+            </w:rPr>
+            <w:t xml:space="preserve">Properties of estimators</w:t>
+          </w:r>
+        </w:ins>
+      </w:hyperlink>
+      <w:ins w:id="20" w:author="PR Preview" w:date="2026-01-01T00:00:00Z">
+        <w:r>
+          <w:t xml:space="preserve">:</w:t>
+        </w:r>
+      </w:ins>
+      <w:ins w:id="21" w:author="PR Preview" w:date="2026-01-01T00:00:00Z">
+        <w:r>
+          <w:t xml:space="preserve"> </w:t>
+        </w:r>
+      </w:ins>
+      <w:ins w:id="22" w:author="PR Preview" w:date="2026-01-01T00:00:00Z">
+        <w:r>
+          <w:t xml:space="preserve">consistency, relative efficiency, and the Cramér–Rao lower bound.</w:t>
+        </w:r>
+      </w:ins>
     </w:p>
     <w:p>
       <w:pPr>
@@ -298,7 +402,7 @@
           <w:numId w:val="1003"/>
         </w:numPr>
       </w:pPr>
-      <w:hyperlink r:id="rId15">
+      <w:hyperlink r:id="rId16">
         <w:r>
           <w:rPr>
             <w:rStyle w:val="Hyperlink"/>
@@ -324,7 +428,7 @@
           <w:numId w:val="1003"/>
         </w:numPr>
       </w:pPr>
-      <w:hyperlink r:id="rId16">
+      <w:hyperlink r:id="rId17">
         <w:r>
           <w:rPr>
             <w:rStyle w:val="Hyperlink"/>
@@ -350,7 +454,7 @@
           <w:numId w:val="1003"/>
         </w:numPr>
       </w:pPr>
-      <w:hyperlink r:id="rId17">
+      <w:hyperlink r:id="rId18">
         <w:r>
           <w:rPr>
             <w:rStyle w:val="Hyperlink"/>
@@ -370,7 +474,7 @@
           <w:numId w:val="1003"/>
         </w:numPr>
       </w:pPr>
-      <w:hyperlink r:id="rId18">
+      <w:hyperlink r:id="rId19">
         <w:r>
           <w:rPr>
             <w:rStyle w:val="Hyperlink"/>
@@ -390,7 +494,7 @@
           <w:numId w:val="1003"/>
         </w:numPr>
       </w:pPr>
-      <w:hyperlink r:id="rId19">
+      <w:hyperlink r:id="rId20">
         <w:r>
           <w:rPr>
             <w:rStyle w:val="Hyperlink"/>
@@ -422,7 +526,7 @@
           <w:numId w:val="1003"/>
         </w:numPr>
       </w:pPr>
-      <w:hyperlink r:id="rId20">
+      <w:hyperlink r:id="rId21">
         <w:r>
           <w:rPr>
             <w:rStyle w:val="Hyperlink"/>
@@ -460,7 +564,7 @@
           <w:numId w:val="1003"/>
         </w:numPr>
       </w:pPr>
-      <w:hyperlink r:id="rId21">
+      <w:hyperlink r:id="rId22">
         <w:r>
           <w:rPr>
             <w:rStyle w:val="Hyperlink"/>
@@ -503,7 +607,7 @@
           <w:numId w:val="1003"/>
         </w:numPr>
       </w:pPr>
-      <w:hyperlink r:id="rId22">
+      <w:hyperlink r:id="rId23">
         <w:r>
           <w:rPr>
             <w:rStyle w:val="Hyperlink"/>
@@ -543,7 +647,7 @@
           <w:numId w:val="1004"/>
         </w:numPr>
       </w:pPr>
-      <w:hyperlink r:id="rId23">
+      <w:hyperlink r:id="rId24">
         <w:r>
           <w:rPr>
             <w:rStyle w:val="Hyperlink"/>
@@ -569,7 +673,7 @@
           <w:numId w:val="1004"/>
         </w:numPr>
       </w:pPr>
-      <w:hyperlink r:id="rId24">
+      <w:hyperlink r:id="rId25">
         <w:r>
           <w:rPr>
             <w:rStyle w:val="Hyperlink"/>
@@ -601,7 +705,7 @@
           <w:numId w:val="1004"/>
         </w:numPr>
       </w:pPr>
-      <w:hyperlink r:id="rId25">
+      <w:hyperlink r:id="rId26">
         <w:r>
           <w:rPr>
             <w:rStyle w:val="Hyperlink"/>
@@ -625,8 +729,8 @@
         <w:t xml:space="preserve">and Bayesian model averaging.</w:t>
       </w:r>
     </w:p>
-    <w:bookmarkEnd w:id="26"/>
-    <w:bookmarkStart w:id="32" w:name="comparable-courses"/>
+    <w:bookmarkEnd w:id="27"/>
+    <w:bookmarkStart w:id="33" w:name="comparable-courses"/>
     <w:p>
       <w:pPr>
         <w:pStyle w:val="Heading2"/>
@@ -670,7 +774,7 @@
       <w:r>
         <w:t xml:space="preserve"> </w:t>
       </w:r>
-      <w:hyperlink r:id="rId27">
+      <w:hyperlink r:id="rId28">
         <w:r>
           <w:rPr>
             <w:rStyle w:val="Hyperlink"/>
@@ -727,7 +831,7 @@
       <w:r>
         <w:t xml:space="preserve"> </w:t>
       </w:r>
-      <w:hyperlink r:id="rId28">
+      <w:hyperlink r:id="rId29">
         <w:r>
           <w:rPr>
             <w:rStyle w:val="Hyperlink"/>
@@ -746,7 +850,7 @@
       <w:r>
         <w:t xml:space="preserve"> </w:t>
       </w:r>
-      <w:hyperlink r:id="rId29">
+      <w:hyperlink r:id="rId30">
         <w:r>
           <w:rPr>
             <w:rStyle w:val="Hyperlink"/>
@@ -785,7 +889,7 @@
       <w:r>
         <w:t xml:space="preserve"> </w:t>
       </w:r>
-      <w:hyperlink r:id="rId30">
+      <w:hyperlink r:id="rId31">
         <w:r>
           <w:rPr>
             <w:rStyle w:val="Hyperlink"/>
@@ -823,7 +927,7 @@
       <w:r>
         <w:t xml:space="preserve"> </w:t>
       </w:r>
-      <w:hyperlink r:id="rId31">
+      <w:hyperlink r:id="rId32">
         <w:r>
           <w:rPr>
             <w:rStyle w:val="Hyperlink"/>
@@ -840,8 +944,8 @@
         <w:t xml:space="preserve">(Jonathan Taylor): contingency tables, logistic regression and generalized linear models.</w:t>
       </w:r>
     </w:p>
-    <w:bookmarkEnd w:id="32"/>
-    <w:bookmarkStart w:id="36" w:name="origin"/>
+    <w:bookmarkEnd w:id="33"/>
+    <w:bookmarkStart w:id="37" w:name="origin"/>
     <w:p>
       <w:pPr>
         <w:pStyle w:val="Heading2"/>
@@ -860,7 +964,7 @@
       <w:r>
         <w:t xml:space="preserve"> </w:t>
       </w:r>
-      <w:hyperlink r:id="rId33">
+      <w:hyperlink r:id="rId34">
         <w:r>
           <w:rPr>
             <w:rStyle w:val="Hyperlink"/>
@@ -1265,7 +1369,7 @@
       <w:r>
         <w:t xml:space="preserve"> </w:t>
       </w:r>
-      <w:hyperlink r:id="rId34">
+      <w:hyperlink r:id="rId35">
         <w:r>
           <w:rPr>
             <w:rStyle w:val="Hyperlink"/>
@@ -1282,7 +1386,7 @@
       <w:r>
         <w:t xml:space="preserve"> </w:t>
       </w:r>
-      <w:hyperlink r:id="rId35">
+      <w:hyperlink r:id="rId36">
         <w:r>
           <w:rPr>
             <w:rStyle w:val="Hyperlink"/>
@@ -1303,8 +1407,8 @@
         <w:t xml:space="preserve">which are the canonical home for the probability and mathematics appendices of rme.</w:t>
       </w:r>
     </w:p>
-    <w:bookmarkEnd w:id="36"/>
-    <w:bookmarkStart w:id="37" w:name="using-these-notes-in-another-site"/>
+    <w:bookmarkEnd w:id="37"/>
+    <w:bookmarkStart w:id="38" w:name="using-these-notes-in-another-site"/>
     <w:p>
       <w:pPr>
         <w:pStyle w:val="Heading2"/>
@@ -1455,7 +1559,7 @@
         <w:t xml:space="preserve">.</w:t>
       </w:r>
     </w:p>
-    <w:bookmarkEnd w:id="37"/>
+    <w:bookmarkEnd w:id="38"/>
     <w:sectPr>
       <w:footnotePr>
         <w:numRestart w:val="eachSect"/>

--- a/pr-preview/pr-188/index-tracked-changes.docx
+++ b/pr-preview/pr-188/index-tracked-changes.docx
@@ -16,7 +16,7 @@
       </w:pPr>
       <w:del w:id="1" w:author="PR Preview" w:date="2026-01-01T00:00:00Z">
         <w:r>
-          <w:delText xml:space="preserve">Last modified: 2026-10-15 02:31:46 (PDT)</w:delText>
+          <w:delText xml:space="preserve">Last modified: 2026-10-15 05:33:00 (PDT)</w:delText>
         </w:r>
       </w:del>
     </w:p>
@@ -26,7 +26,7 @@
       </w:pPr>
       <w:ins w:id="2" w:author="PR Preview" w:date="2026-01-01T00:00:00Z">
         <w:r>
-          <w:t xml:space="preserve">Last modified: 2026-10-15 02:39:57 (PDT)</w:t>
+          <w:t xml:space="preserve">Last modified: 2026-10-15 05:45:18 (PDT)</w:t>
         </w:r>
       </w:ins>
     </w:p>
@@ -253,50 +253,34 @@
         </w:numPr>
       </w:pPr>
       <w:hyperlink r:id="rId14">
-        <w:del w:id="3" w:author="PR Preview" w:date="2026-01-01T00:00:00Z">
-          <w:r>
-            <w:rPr>
-              <w:rStyle w:val="Hyperlink"/>
-            </w:rPr>
-            <w:delText xml:space="preserve">Maximum likelihood inference</w:delText>
-          </w:r>
-        </w:del>
+        <w:r>
+          <w:rPr>
+            <w:rStyle w:val="Hyperlink"/>
+          </w:rPr>
+          <w:t xml:space="preserve">Maximum likelihood inference</w:t>
+        </w:r>
       </w:hyperlink>
-      <w:del w:id="4" w:author="PR Preview" w:date="2026-01-01T00:00:00Z">
-        <w:r>
-          <w:delText xml:space="preserve">:</w:delText>
-        </w:r>
-      </w:del>
-      <w:del w:id="5" w:author="PR Preview" w:date="2026-01-01T00:00:00Z">
-        <w:r>
-          <w:delText xml:space="preserve"> </w:delText>
-        </w:r>
-      </w:del>
-      <w:del w:id="6" w:author="PR Preview" w:date="2026-01-01T00:00:00Z">
-        <w:r>
-          <w:delText xml:space="preserve">likelihood, score, information, the asymptotic distribution of MLEs,</w:delText>
-        </w:r>
-      </w:del>
-      <w:del w:id="7" w:author="PR Preview" w:date="2026-01-01T00:00:00Z">
-        <w:r>
-          <w:delText xml:space="preserve"> </w:delText>
-        </w:r>
-      </w:del>
-      <w:del w:id="8" w:author="PR Preview" w:date="2026-01-01T00:00:00Z">
-        <w:r>
-          <w:delText xml:space="preserve">Wald and likelihood ratio tests, and Newton-Raphson,</w:delText>
-        </w:r>
-      </w:del>
-      <w:del w:id="9" w:author="PR Preview" w:date="2026-01-01T00:00:00Z">
-        <w:r>
-          <w:delText xml:space="preserve"> </w:delText>
-        </w:r>
-      </w:del>
-      <w:del w:id="10" w:author="PR Preview" w:date="2026-01-01T00:00:00Z">
-        <w:r>
-          <w:delText xml:space="preserve">with worked examples.</w:delText>
-        </w:r>
-      </w:del>
+      <w:r>
+        <w:t xml:space="preserve">:</w:t>
+      </w:r>
+      <w:r>
+        <w:t xml:space="preserve"> </w:t>
+      </w:r>
+      <w:r>
+        <w:t xml:space="preserve">likelihood, score, information, the asymptotic distribution of MLEs,</w:t>
+      </w:r>
+      <w:r>
+        <w:t xml:space="preserve"> </w:t>
+      </w:r>
+      <w:r>
+        <w:t xml:space="preserve">Wald and likelihood ratio tests, and Newton-Raphson,</w:t>
+      </w:r>
+      <w:r>
+        <w:t xml:space="preserve"> </w:t>
+      </w:r>
+      <w:r>
+        <w:t xml:space="preserve">with worked examples;</w:t>
+      </w:r>
     </w:p>
     <w:p>
       <w:pPr>
@@ -306,85 +290,23 @@
           <w:numId w:val="1002"/>
         </w:numPr>
       </w:pPr>
-      <w:hyperlink r:id="rId14">
-        <w:ins w:id="11" w:author="PR Preview" w:date="2026-01-01T00:00:00Z">
-          <w:r>
-            <w:rPr>
-              <w:rStyle w:val="Hyperlink"/>
-            </w:rPr>
-            <w:t xml:space="preserve">Maximum likelihood inference</w:t>
-          </w:r>
-        </w:ins>
+      <w:hyperlink r:id="rId15">
+        <w:r>
+          <w:rPr>
+            <w:rStyle w:val="Hyperlink"/>
+          </w:rPr>
+          <w:t xml:space="preserve">Properties of estimators</w:t>
+        </w:r>
       </w:hyperlink>
-      <w:ins w:id="12" w:author="PR Preview" w:date="2026-01-01T00:00:00Z">
-        <w:r>
-          <w:t xml:space="preserve">:</w:t>
-        </w:r>
-      </w:ins>
-      <w:ins w:id="13" w:author="PR Preview" w:date="2026-01-01T00:00:00Z">
-        <w:r>
-          <w:t xml:space="preserve"> </w:t>
-        </w:r>
-      </w:ins>
-      <w:ins w:id="14" w:author="PR Preview" w:date="2026-01-01T00:00:00Z">
-        <w:r>
-          <w:t xml:space="preserve">likelihood, score, information, the asymptotic distribution of MLEs,</w:t>
-        </w:r>
-      </w:ins>
-      <w:ins w:id="15" w:author="PR Preview" w:date="2026-01-01T00:00:00Z">
-        <w:r>
-          <w:t xml:space="preserve"> </w:t>
-        </w:r>
-      </w:ins>
-      <w:ins w:id="16" w:author="PR Preview" w:date="2026-01-01T00:00:00Z">
-        <w:r>
-          <w:t xml:space="preserve">Wald and likelihood ratio tests, and Newton-Raphson,</w:t>
-        </w:r>
-      </w:ins>
-      <w:ins w:id="17" w:author="PR Preview" w:date="2026-01-01T00:00:00Z">
-        <w:r>
-          <w:t xml:space="preserve"> </w:t>
-        </w:r>
-      </w:ins>
-      <w:ins w:id="18" w:author="PR Preview" w:date="2026-01-01T00:00:00Z">
-        <w:r>
-          <w:t xml:space="preserve">with worked examples;</w:t>
-        </w:r>
-      </w:ins>
-    </w:p>
-    <w:p>
-      <w:pPr>
-        <w:pStyle w:val="Compact"/>
-        <w:numPr>
-          <w:ilvl w:val="0"/>
-          <w:numId w:val="1002"/>
-        </w:numPr>
-      </w:pPr>
-      <w:hyperlink r:id="rId15">
-        <w:ins w:id="19" w:author="PR Preview" w:date="2026-01-01T00:00:00Z">
-          <w:r>
-            <w:rPr>
-              <w:rStyle w:val="Hyperlink"/>
-            </w:rPr>
-            <w:t xml:space="preserve">Properties of estimators</w:t>
-          </w:r>
-        </w:ins>
-      </w:hyperlink>
-      <w:ins w:id="20" w:author="PR Preview" w:date="2026-01-01T00:00:00Z">
-        <w:r>
-          <w:t xml:space="preserve">:</w:t>
-        </w:r>
-      </w:ins>
-      <w:ins w:id="21" w:author="PR Preview" w:date="2026-01-01T00:00:00Z">
-        <w:r>
-          <w:t xml:space="preserve"> </w:t>
-        </w:r>
-      </w:ins>
-      <w:ins w:id="22" w:author="PR Preview" w:date="2026-01-01T00:00:00Z">
-        <w:r>
-          <w:t xml:space="preserve">consistency, relative efficiency, and the Cramér–Rao lower bound.</w:t>
-        </w:r>
-      </w:ins>
+      <w:r>
+        <w:t xml:space="preserve">:</w:t>
+      </w:r>
+      <w:r>
+        <w:t xml:space="preserve"> </w:t>
+      </w:r>
+      <w:r>
+        <w:t xml:space="preserve">consistency, relative efficiency, and the Cramér–Rao lower bound.</w:t>
+      </w:r>
     </w:p>
     <w:p>
       <w:pPr>
